--- a/assets/payslip_pre.docx
+++ b/assets/payslip_pre.docx
@@ -45,7 +45,6 @@
           <w14:ligatures w14:val="none"/>
         </w:rPr>
       </w:pPr>
-      <w:proofErr w:type="spellStart"/>
       <w:r>
         <w:rPr>
           <w:rFonts w:ascii="Trebuchet MS" w:eastAsia="Trebuchet MS" w:hAnsi="Trebuchet MS" w:cs="Trebuchet MS"/>
@@ -57,9 +56,8 @@
           <w:lang w:val="en-US"/>
           <w14:ligatures w14:val="none"/>
         </w:rPr>
-        <w:t>Payslip</w:t>
-      </w:r>
-      <w:proofErr w:type="spellEnd"/>
+        <w:t xml:space="preserve">Payslip of the month of </w:t>
+      </w:r>
       <w:r>
         <w:rPr>
           <w:rFonts w:ascii="Trebuchet MS" w:eastAsia="Trebuchet MS" w:hAnsi="Trebuchet MS" w:cs="Trebuchet MS"/>
@@ -71,48 +69,7 @@
           <w:lang w:val="en-US"/>
           <w14:ligatures w14:val="none"/>
         </w:rPr>
-        <w:t xml:space="preserve"> of the month of </w:t>
-      </w:r>
-      <w:r>
-        <w:rPr>
-          <w:rFonts w:ascii="Trebuchet MS" w:eastAsia="Trebuchet MS" w:hAnsi="Trebuchet MS" w:cs="Trebuchet MS"/>
-          <w:b/>
-          <w:bCs/>
-          <w:kern w:val="0"/>
-          <w:sz w:val="24"/>
-          <w:szCs w:val="24"/>
-          <w:lang w:val="en-US"/>
-          <w14:ligatures w14:val="none"/>
-        </w:rPr>
-        <w:t>{{</w:t>
-      </w:r>
-      <w:proofErr w:type="spellStart"/>
-      <w:r>
-        <w:rPr>
-          <w:rFonts w:ascii="Trebuchet MS" w:eastAsia="Trebuchet MS" w:hAnsi="Trebuchet MS" w:cs="Trebuchet MS"/>
-          <w:b/>
-          <w:bCs/>
-          <w:kern w:val="0"/>
-          <w:sz w:val="24"/>
-          <w:szCs w:val="24"/>
-          <w:lang w:val="en-US"/>
-          <w14:ligatures w14:val="none"/>
-        </w:rPr>
-        <w:t>mon</w:t>
-      </w:r>
-      <w:proofErr w:type="spellEnd"/>
-      <w:r>
-        <w:rPr>
-          <w:rFonts w:ascii="Trebuchet MS" w:eastAsia="Trebuchet MS" w:hAnsi="Trebuchet MS" w:cs="Trebuchet MS"/>
-          <w:b/>
-          <w:bCs/>
-          <w:kern w:val="0"/>
-          <w:sz w:val="24"/>
-          <w:szCs w:val="24"/>
-          <w:lang w:val="en-US"/>
-          <w14:ligatures w14:val="none"/>
-        </w:rPr>
-        <w:t>}}</w:t>
+        <w:t>{{mon}}</w:t>
       </w:r>
       <w:r>
         <w:rPr>
@@ -587,31 +544,7 @@
           <w14:ligatures w14:val="none"/>
         </w:rPr>
         <w:tab/>
-        <w:t>: {{</w:t>
-      </w:r>
-      <w:proofErr w:type="spellStart"/>
-      <w:r>
-        <w:rPr>
-          <w:rFonts w:ascii="Trebuchet MS" w:eastAsia="Trebuchet MS" w:hAnsi="Trebuchet MS" w:cs="Trebuchet MS"/>
-          <w:kern w:val="0"/>
-          <w:sz w:val="20"/>
-          <w:szCs w:val="20"/>
-          <w:lang w:val="en-US"/>
-          <w14:ligatures w14:val="none"/>
-        </w:rPr>
-        <w:t>empi</w:t>
-      </w:r>
-      <w:proofErr w:type="spellEnd"/>
-      <w:r>
-        <w:rPr>
-          <w:rFonts w:ascii="Trebuchet MS" w:eastAsia="Trebuchet MS" w:hAnsi="Trebuchet MS" w:cs="Trebuchet MS"/>
-          <w:kern w:val="0"/>
-          <w:sz w:val="20"/>
-          <w:szCs w:val="20"/>
-          <w:lang w:val="en-US"/>
-          <w14:ligatures w14:val="none"/>
-        </w:rPr>
-        <w:t>}}</w:t>
+        <w:t>: {{empi}}</w:t>
       </w:r>
     </w:p>
     <w:p>
@@ -1330,31 +1263,7 @@
           <w:lang w:val="en-US"/>
           <w14:ligatures w14:val="none"/>
         </w:rPr>
-        <w:t>{{</w:t>
-      </w:r>
-      <w:proofErr w:type="spellStart"/>
-      <w:r>
-        <w:rPr>
-          <w:rFonts w:ascii="Trebuchet MS" w:eastAsia="Trebuchet MS" w:hAnsi="Trebuchet MS" w:cs="Trebuchet MS"/>
-          <w:kern w:val="0"/>
-          <w:sz w:val="24"/>
-          <w:szCs w:val="24"/>
-          <w:lang w:val="en-US"/>
-          <w14:ligatures w14:val="none"/>
-        </w:rPr>
-        <w:t>hra</w:t>
-      </w:r>
-      <w:proofErr w:type="spellEnd"/>
-      <w:r>
-        <w:rPr>
-          <w:rFonts w:ascii="Trebuchet MS" w:eastAsia="Trebuchet MS" w:hAnsi="Trebuchet MS" w:cs="Trebuchet MS"/>
-          <w:kern w:val="0"/>
-          <w:sz w:val="24"/>
-          <w:szCs w:val="24"/>
-          <w:lang w:val="en-US"/>
-          <w14:ligatures w14:val="none"/>
-        </w:rPr>
-        <w:t>}}</w:t>
+        <w:t>{{hra}}</w:t>
       </w:r>
     </w:p>
     <w:p>
@@ -1584,17 +1493,6 @@
           <w14:ligatures w14:val="none"/>
         </w:rPr>
         <w:tab/>
-      </w:r>
-      <w:proofErr w:type="gramStart"/>
-      <w:r>
-        <w:rPr>
-          <w:rFonts w:ascii="Trebuchet MS" w:eastAsia="Trebuchet MS" w:hAnsi="Trebuchet MS" w:cs="Trebuchet MS"/>
-          <w:kern w:val="0"/>
-          <w:sz w:val="24"/>
-          <w:szCs w:val="24"/>
-          <w:lang w:val="en-US"/>
-          <w14:ligatures w14:val="none"/>
-        </w:rPr>
         <w:t xml:space="preserve">   </w:t>
       </w:r>
       <w:r>
@@ -1606,21 +1504,8 @@
           <w:lang w:val="en-US"/>
           <w14:ligatures w14:val="none"/>
         </w:rPr>
-        <w:t>{</w:t>
-      </w:r>
-      <w:proofErr w:type="gramEnd"/>
-      <w:r>
-        <w:rPr>
-          <w:rFonts w:ascii="Trebuchet MS" w:eastAsia="Trebuchet MS" w:hAnsi="Trebuchet MS" w:cs="Trebuchet MS"/>
-          <w:kern w:val="0"/>
-          <w:sz w:val="24"/>
-          <w:szCs w:val="24"/>
-          <w:lang w:val="en-US"/>
-          <w14:ligatures w14:val="none"/>
-        </w:rPr>
-        <w:t>{</w:t>
-      </w:r>
-      <w:proofErr w:type="spellStart"/>
+        <w:t>{{</w:t>
+      </w:r>
       <w:r>
         <w:rPr>
           <w:rFonts w:ascii="Trebuchet MS" w:eastAsia="Trebuchet MS" w:hAnsi="Trebuchet MS" w:cs="Trebuchet MS"/>
@@ -1632,7 +1517,6 @@
         </w:rPr>
         <w:t>te</w:t>
       </w:r>
-      <w:proofErr w:type="spellEnd"/>
       <w:r>
         <w:rPr>
           <w:rFonts w:ascii="Trebuchet MS" w:eastAsia="Trebuchet MS" w:hAnsi="Trebuchet MS" w:cs="Trebuchet MS"/>
@@ -1874,7 +1758,7 @@
           <w:szCs w:val="24"/>
           <w:lang w:val="en-US"/>
         </w:rPr>
-        <w:t>PT</w:t>
+        <w:t>Admin Charges</w:t>
       </w:r>
     </w:p>
     <w:p>
@@ -1977,7 +1861,7 @@
           <w:szCs w:val="24"/>
           <w:lang w:val="en-US"/>
         </w:rPr>
-        <w:t>Admin Charges</w:t>
+        <w:t>LWF</w:t>
       </w:r>
     </w:p>
     <w:p>
@@ -2001,7 +1885,7 @@
           <w:szCs w:val="24"/>
           <w:lang w:val="en-US"/>
         </w:rPr>
-        <w:t>LWF</w:t>
+        <w:t>-</w:t>
       </w:r>
       <w:r>
         <w:rPr>
@@ -2230,7 +2114,18 @@
           <w:lang w:val="en-US"/>
           <w14:ligatures w14:val="none"/>
         </w:rPr>
-        <w:t>200</w:t>
+        <w:t>8</w:t>
+      </w:r>
+      <w:r>
+        <w:rPr>
+          <w:rFonts w:ascii="Trebuchet MS" w:eastAsia="Trebuchet MS" w:hAnsi="Trebuchet MS" w:cs="Trebuchet MS"/>
+          <w:kern w:val="0"/>
+          <w:sz w:val="24"/>
+          <w:szCs w:val="24"/>
+          <w:lang w:val="en-US"/>
+          <w14:ligatures w14:val="none"/>
+        </w:rPr>
+        <w:t>00</w:t>
       </w:r>
     </w:p>
     <w:p>
@@ -2246,17 +2141,6 @@
           <w14:ligatures w14:val="none"/>
         </w:rPr>
       </w:pPr>
-      <w:r>
-        <w:rPr>
-          <w:rFonts w:ascii="Trebuchet MS" w:eastAsia="Trebuchet MS" w:hAnsi="Trebuchet MS" w:cs="Trebuchet MS"/>
-          <w:kern w:val="0"/>
-          <w:sz w:val="24"/>
-          <w:szCs w:val="24"/>
-          <w:lang w:val="en-US"/>
-          <w14:ligatures w14:val="none"/>
-        </w:rPr>
-        <w:t>600</w:t>
-      </w:r>
     </w:p>
     <w:p>
       <w:pPr>
